--- a/eng/docx/59.content.docx
+++ b/eng/docx/59.content.docx
@@ -136,13 +136,6 @@
         <w:rPr>
           <w:lang w:val="en_US" w:bidi="en_US"/>
         </w:rPr>
-      </w:r>
-      <w:r>
-        <w:rPr>
-          <w:i/>
-          <w:lang w:val="en_US" w:bidi="en_US"/>
-        </w:rPr>
-        <w:t>James 1:1, James 1:2, James 1:3, James 1:5, James 1:6, James 1:7–8, James 1:10, James 1:11, James 1:12, James 1:14, James 1:15, James 1:17, James 1:18, James 1:19, James 1:22, James 1:26, James 1:27, James 2:1, James 2:3, James 2:3 (#2), James 2:4, James 2:5, James 2:6–7, James 2:8, James 2:10, James 2:13, James 2:14, James 2:16, James 2:17, James 2:18, James 2:19, James 2:21, James 2:22, James 2:23, James 2:25, James 2:26, James 3:1, James 3:2, James 3:2 (#2), James 3:3, James 3:4, James 3:6, James 3:8, James 3:9, James 3:11, James 3:13, James 3:15, James 3:16, James 3:17, James 4:1, James 4:3, James 4:4, James 4:6, James 4:7, James 4:8, James 4:11, James 4:15, James 4:16, James 4:17, James 5:3, James 5:4, James 5:6, James 5:7, James 5:8, James 5:10, James 5:11, James 5:12, James 5:14, James 5:16, James 5:17, James 5:18, James 5:20</w:t>
       </w:r>
       <w:r>
         <w:rPr>

--- a/eng/docx/59.content.docx
+++ b/eng/docx/59.content.docx
@@ -123,19 +123,6 @@
           <w:lang w:val="en_US" w:bidi="en_US"/>
         </w:rPr>
         <w:t>JAS</w:t>
-      </w:r>
-      <w:r>
-        <w:rPr>
-          <w:lang w:val="en_US" w:bidi="en_US"/>
-        </w:rPr>
-      </w:r>
-    </w:p>
-    <w:p>
-      <w:pPr/>
-      <w:r>
-        <w:rPr>
-          <w:lang w:val="en_US" w:bidi="en_US"/>
-        </w:rPr>
       </w:r>
       <w:r>
         <w:rPr>

--- a/eng/docx/59.content.docx
+++ b/eng/docx/59.content.docx
@@ -19,7 +19,7 @@
         <w:rPr>
           <w:lang w:val="en_US" w:bidi="en_US"/>
         </w:rPr>
-        <w:t>Resource: Translation Questions (unfoldingWord)</w:t>
+        <w:t>Resource: unfoldingWord® Translation Questions</w:t>
       </w:r>
       <w:r>
         <w:rPr>
@@ -85,7 +85,7 @@
         <w:rPr>
           <w:lang w:val="en_US" w:bidi="en_US"/>
         </w:rPr>
-        <w:t>Translation Questions (unfoldingWord)</w:t>
+        <w:t>unfoldingWord® Translation Questions</w:t>
       </w:r>
     </w:p>
     <w:p>

--- a/eng/docx/59.content.docx
+++ b/eng/docx/59.content.docx
@@ -185,7 +185,7 @@
         <w:rPr>
           <w:lang w:val="en_US" w:bidi="en_US"/>
         </w:rPr>
-        <w:t>James 1:1</w:t>
+        <w:t>James 1:1 (#1)</w:t>
       </w:r>
       <w:r>
         <w:rPr>
@@ -248,7 +248,7 @@
         <w:rPr>
           <w:lang w:val="en_US" w:bidi="en_US"/>
         </w:rPr>
-        <w:t>James 1:2</w:t>
+        <w:t>James 1:2 (#1)</w:t>
       </w:r>
       <w:r>
         <w:rPr>
@@ -311,7 +311,7 @@
         <w:rPr>
           <w:lang w:val="en_US" w:bidi="en_US"/>
         </w:rPr>
-        <w:t>James 1:3</w:t>
+        <w:t>James 1:3 (#1)</w:t>
       </w:r>
       <w:r>
         <w:rPr>
@@ -374,7 +374,7 @@
         <w:rPr>
           <w:lang w:val="en_US" w:bidi="en_US"/>
         </w:rPr>
-        <w:t>James 1:5</w:t>
+        <w:t>James 1:5 (#1)</w:t>
       </w:r>
       <w:r>
         <w:rPr>
@@ -437,7 +437,7 @@
         <w:rPr>
           <w:lang w:val="en_US" w:bidi="en_US"/>
         </w:rPr>
-        <w:t>James 1:6</w:t>
+        <w:t>James 1:6 (#1)</w:t>
       </w:r>
       <w:r>
         <w:rPr>
@@ -500,7 +500,7 @@
         <w:rPr>
           <w:lang w:val="en_US" w:bidi="en_US"/>
         </w:rPr>
-        <w:t>James 1:7–8</w:t>
+        <w:t>James 1:7–8 (#1)</w:t>
       </w:r>
       <w:r>
         <w:rPr>
@@ -563,7 +563,7 @@
         <w:rPr>
           <w:lang w:val="en_US" w:bidi="en_US"/>
         </w:rPr>
-        <w:t>James 1:10</w:t>
+        <w:t>James 1:10 (#1)</w:t>
       </w:r>
       <w:r>
         <w:rPr>
@@ -626,7 +626,7 @@
         <w:rPr>
           <w:lang w:val="en_US" w:bidi="en_US"/>
         </w:rPr>
-        <w:t>James 1:11</w:t>
+        <w:t>James 1:11 (#1)</w:t>
       </w:r>
       <w:r>
         <w:rPr>
@@ -689,7 +689,7 @@
         <w:rPr>
           <w:lang w:val="en_US" w:bidi="en_US"/>
         </w:rPr>
-        <w:t>James 1:12</w:t>
+        <w:t>James 1:12 (#1)</w:t>
       </w:r>
       <w:r>
         <w:rPr>
@@ -752,7 +752,7 @@
         <w:rPr>
           <w:lang w:val="en_US" w:bidi="en_US"/>
         </w:rPr>
-        <w:t>James 1:14</w:t>
+        <w:t>James 1:14 (#1)</w:t>
       </w:r>
       <w:r>
         <w:rPr>
@@ -815,7 +815,7 @@
         <w:rPr>
           <w:lang w:val="en_US" w:bidi="en_US"/>
         </w:rPr>
-        <w:t>James 1:15</w:t>
+        <w:t>James 1:15 (#1)</w:t>
       </w:r>
       <w:r>
         <w:rPr>
@@ -878,7 +878,7 @@
         <w:rPr>
           <w:lang w:val="en_US" w:bidi="en_US"/>
         </w:rPr>
-        <w:t>James 1:17</w:t>
+        <w:t>James 1:17 (#1)</w:t>
       </w:r>
       <w:r>
         <w:rPr>
@@ -941,7 +941,7 @@
         <w:rPr>
           <w:lang w:val="en_US" w:bidi="en_US"/>
         </w:rPr>
-        <w:t>James 1:18</w:t>
+        <w:t>James 1:18 (#1)</w:t>
       </w:r>
       <w:r>
         <w:rPr>
@@ -1004,7 +1004,7 @@
         <w:rPr>
           <w:lang w:val="en_US" w:bidi="en_US"/>
         </w:rPr>
-        <w:t>James 1:19</w:t>
+        <w:t>James 1:19 (#1)</w:t>
       </w:r>
       <w:r>
         <w:rPr>
@@ -1067,7 +1067,7 @@
         <w:rPr>
           <w:lang w:val="en_US" w:bidi="en_US"/>
         </w:rPr>
-        <w:t>James 1:22</w:t>
+        <w:t>James 1:22 (#1)</w:t>
       </w:r>
       <w:r>
         <w:rPr>
@@ -1130,7 +1130,7 @@
         <w:rPr>
           <w:lang w:val="en_US" w:bidi="en_US"/>
         </w:rPr>
-        <w:t>James 1:26</w:t>
+        <w:t>James 1:26 (#1)</w:t>
       </w:r>
       <w:r>
         <w:rPr>
@@ -1193,7 +1193,7 @@
         <w:rPr>
           <w:lang w:val="en_US" w:bidi="en_US"/>
         </w:rPr>
-        <w:t>James 1:27</w:t>
+        <w:t>James 1:27 (#1)</w:t>
       </w:r>
       <w:r>
         <w:rPr>
@@ -1256,7 +1256,7 @@
         <w:rPr>
           <w:lang w:val="en_US" w:bidi="en_US"/>
         </w:rPr>
-        <w:t>James 2:1</w:t>
+        <w:t>James 2:1 (#1)</w:t>
       </w:r>
       <w:r>
         <w:rPr>
@@ -1319,7 +1319,7 @@
         <w:rPr>
           <w:lang w:val="en_US" w:bidi="en_US"/>
         </w:rPr>
-        <w:t>James 2:3</w:t>
+        <w:t>James 2:3 (#2)</w:t>
       </w:r>
       <w:r>
         <w:rPr>
@@ -1339,6 +1339,69 @@
           <w:b/>
           <w:lang w:val="en_US" w:bidi="en_US"/>
         </w:rPr>
+        <w:t>What are believers telling a poor man who enters their meeting?</w:t>
+      </w:r>
+    </w:p>
+    <w:p>
+      <w:pPr/>
+      <w:r>
+        <w:rPr>
+          <w:lang w:val="en_US" w:bidi="en_US"/>
+        </w:rPr>
+      </w:r>
+      <w:r>
+        <w:rPr>
+          <w:lang w:val="en_US" w:bidi="en_US"/>
+        </w:rPr>
+        <w:t>They are telling him to stand far away or in a poor location.</w:t>
+      </w:r>
+      <w:r>
+        <w:rPr>
+          <w:lang w:val="en_US" w:bidi="en_US"/>
+        </w:rPr>
+      </w:r>
+      <w:r>
+        <w:rPr>
+          <w:lang w:val="en_US" w:bidi="en_US"/>
+        </w:rPr>
+      </w:r>
+    </w:p>
+    <w:p>
+      <w:pPr/>
+      <w:r>
+        <w:rPr>
+          <w:lang w:val="en_US" w:bidi="en_US"/>
+        </w:rPr>
+      </w:r>
+    </w:p>
+    <w:p>
+      <w:pPr>
+        <w:pStyle w:val="Heading2"/>
+      </w:pPr>
+      <w:r>
+        <w:rPr>
+          <w:lang w:val="en_US" w:bidi="en_US"/>
+        </w:rPr>
+        <w:t>James 2:3 (#1)</w:t>
+      </w:r>
+      <w:r>
+        <w:rPr>
+          <w:lang w:val="en_US" w:bidi="en_US"/>
+        </w:rPr>
+      </w:r>
+    </w:p>
+    <w:p>
+      <w:pPr/>
+      <w:r>
+        <w:rPr>
+          <w:lang w:val="en_US" w:bidi="en_US"/>
+        </w:rPr>
+      </w:r>
+      <w:r>
+        <w:rPr>
+          <w:b/>
+          <w:lang w:val="en_US" w:bidi="en_US"/>
+        </w:rPr>
         <w:t>What are believers telling a rich man who enters their meeting?</w:t>
       </w:r>
     </w:p>
@@ -1382,7 +1445,7 @@
         <w:rPr>
           <w:lang w:val="en_US" w:bidi="en_US"/>
         </w:rPr>
-        <w:t>James 2:3 (#2)</w:t>
+        <w:t>James 2:4 (#1)</w:t>
       </w:r>
       <w:r>
         <w:rPr>
@@ -1402,21 +1465,21 @@
           <w:b/>
           <w:lang w:val="en_US" w:bidi="en_US"/>
         </w:rPr>
-        <w:t>What are believers telling a poor man who enters their meeting?</w:t>
-      </w:r>
-    </w:p>
-    <w:p>
-      <w:pPr/>
-      <w:r>
-        <w:rPr>
-          <w:lang w:val="en_US" w:bidi="en_US"/>
-        </w:rPr>
-      </w:r>
-      <w:r>
-        <w:rPr>
-          <w:lang w:val="en_US" w:bidi="en_US"/>
-        </w:rPr>
-        <w:t>They are telling him to stand far away or in a poor location.</w:t>
+        <w:t>What have the believers become because of their favoritism?</w:t>
+      </w:r>
+    </w:p>
+    <w:p>
+      <w:pPr/>
+      <w:r>
+        <w:rPr>
+          <w:lang w:val="en_US" w:bidi="en_US"/>
+        </w:rPr>
+      </w:r>
+      <w:r>
+        <w:rPr>
+          <w:lang w:val="en_US" w:bidi="en_US"/>
+        </w:rPr>
+        <w:t>They have become judges of evil thoughts.</w:t>
       </w:r>
       <w:r>
         <w:rPr>
@@ -1445,7 +1508,7 @@
         <w:rPr>
           <w:lang w:val="en_US" w:bidi="en_US"/>
         </w:rPr>
-        <w:t>James 2:4</w:t>
+        <w:t>James 2:5 (#1)</w:t>
       </w:r>
       <w:r>
         <w:rPr>
@@ -1465,21 +1528,21 @@
           <w:b/>
           <w:lang w:val="en_US" w:bidi="en_US"/>
         </w:rPr>
-        <w:t>What have the believers become because of their favoritism?</w:t>
-      </w:r>
-    </w:p>
-    <w:p>
-      <w:pPr/>
-      <w:r>
-        <w:rPr>
-          <w:lang w:val="en_US" w:bidi="en_US"/>
-        </w:rPr>
-      </w:r>
-      <w:r>
-        <w:rPr>
-          <w:lang w:val="en_US" w:bidi="en_US"/>
-        </w:rPr>
-        <w:t>They have become judges of evil thoughts.</w:t>
+        <w:t>What does James say about God’s choice of the poor?</w:t>
+      </w:r>
+    </w:p>
+    <w:p>
+      <w:pPr/>
+      <w:r>
+        <w:rPr>
+          <w:lang w:val="en_US" w:bidi="en_US"/>
+        </w:rPr>
+      </w:r>
+      <w:r>
+        <w:rPr>
+          <w:lang w:val="en_US" w:bidi="en_US"/>
+        </w:rPr>
+        <w:t>James says that God chose the poor to be rich in faith and to inherit the kingdom.</w:t>
       </w:r>
       <w:r>
         <w:rPr>
@@ -1508,7 +1571,7 @@
         <w:rPr>
           <w:lang w:val="en_US" w:bidi="en_US"/>
         </w:rPr>
-        <w:t>James 2:5</w:t>
+        <w:t>James 2:6–7 (#1)</w:t>
       </w:r>
       <w:r>
         <w:rPr>
@@ -1528,21 +1591,21 @@
           <w:b/>
           <w:lang w:val="en_US" w:bidi="en_US"/>
         </w:rPr>
-        <w:t>What does James say about God’s choice of the poor?</w:t>
-      </w:r>
-    </w:p>
-    <w:p>
-      <w:pPr/>
-      <w:r>
-        <w:rPr>
-          <w:lang w:val="en_US" w:bidi="en_US"/>
-        </w:rPr>
-      </w:r>
-      <w:r>
-        <w:rPr>
-          <w:lang w:val="en_US" w:bidi="en_US"/>
-        </w:rPr>
-        <w:t>James says that God chose the poor to be rich in faith and to inherit the kingdom.</w:t>
+        <w:t>What does James say the rich have been doing?</w:t>
+      </w:r>
+    </w:p>
+    <w:p>
+      <w:pPr/>
+      <w:r>
+        <w:rPr>
+          <w:lang w:val="en_US" w:bidi="en_US"/>
+        </w:rPr>
+      </w:r>
+      <w:r>
+        <w:rPr>
+          <w:lang w:val="en_US" w:bidi="en_US"/>
+        </w:rPr>
+        <w:t>James says the rich have been oppressing the brothers and blaspheming God’s name.</w:t>
       </w:r>
       <w:r>
         <w:rPr>
@@ -1571,7 +1634,7 @@
         <w:rPr>
           <w:lang w:val="en_US" w:bidi="en_US"/>
         </w:rPr>
-        <w:t>James 2:6–7</w:t>
+        <w:t>James 2:8 (#1)</w:t>
       </w:r>
       <w:r>
         <w:rPr>
@@ -1591,21 +1654,21 @@
           <w:b/>
           <w:lang w:val="en_US" w:bidi="en_US"/>
         </w:rPr>
-        <w:t>What does James say the rich have been doing?</w:t>
-      </w:r>
-    </w:p>
-    <w:p>
-      <w:pPr/>
-      <w:r>
-        <w:rPr>
-          <w:lang w:val="en_US" w:bidi="en_US"/>
-        </w:rPr>
-      </w:r>
-      <w:r>
-        <w:rPr>
-          <w:lang w:val="en_US" w:bidi="en_US"/>
-        </w:rPr>
-        <w:t>James says the rich have been oppressing the brothers and blaspheming God’s name.</w:t>
+        <w:t>What is the royal law of the scriptures?</w:t>
+      </w:r>
+    </w:p>
+    <w:p>
+      <w:pPr/>
+      <w:r>
+        <w:rPr>
+          <w:lang w:val="en_US" w:bidi="en_US"/>
+        </w:rPr>
+      </w:r>
+      <w:r>
+        <w:rPr>
+          <w:lang w:val="en_US" w:bidi="en_US"/>
+        </w:rPr>
+        <w:t>The royal law is, “You shall love your neighbor as yourself.”</w:t>
       </w:r>
       <w:r>
         <w:rPr>
@@ -1634,7 +1697,7 @@
         <w:rPr>
           <w:lang w:val="en_US" w:bidi="en_US"/>
         </w:rPr>
-        <w:t>James 2:8</w:t>
+        <w:t>James 2:10 (#1)</w:t>
       </w:r>
       <w:r>
         <w:rPr>
@@ -1654,21 +1717,21 @@
           <w:b/>
           <w:lang w:val="en_US" w:bidi="en_US"/>
         </w:rPr>
-        <w:t>What is the royal law of the scriptures?</w:t>
-      </w:r>
-    </w:p>
-    <w:p>
-      <w:pPr/>
-      <w:r>
-        <w:rPr>
-          <w:lang w:val="en_US" w:bidi="en_US"/>
-        </w:rPr>
-      </w:r>
-      <w:r>
-        <w:rPr>
-          <w:lang w:val="en_US" w:bidi="en_US"/>
-        </w:rPr>
-        <w:t>The royal law is, “You shall love your neighbor as yourself”.</w:t>
+        <w:t>Whoever breaks one point of God’s law is guilty of what?</w:t>
+      </w:r>
+    </w:p>
+    <w:p>
+      <w:pPr/>
+      <w:r>
+        <w:rPr>
+          <w:lang w:val="en_US" w:bidi="en_US"/>
+        </w:rPr>
+      </w:r>
+      <w:r>
+        <w:rPr>
+          <w:lang w:val="en_US" w:bidi="en_US"/>
+        </w:rPr>
+        <w:t>Whoever breaks one point of God’s law is guilty of breaking all the law.</w:t>
       </w:r>
       <w:r>
         <w:rPr>
@@ -1697,7 +1760,7 @@
         <w:rPr>
           <w:lang w:val="en_US" w:bidi="en_US"/>
         </w:rPr>
-        <w:t>James 2:10</w:t>
+        <w:t>James 2:13 (#1)</w:t>
       </w:r>
       <w:r>
         <w:rPr>
@@ -1717,21 +1780,21 @@
           <w:b/>
           <w:lang w:val="en_US" w:bidi="en_US"/>
         </w:rPr>
-        <w:t>Whoever breaks one point of God’s law is guilty of what?</w:t>
-      </w:r>
-    </w:p>
-    <w:p>
-      <w:pPr/>
-      <w:r>
-        <w:rPr>
-          <w:lang w:val="en_US" w:bidi="en_US"/>
-        </w:rPr>
-      </w:r>
-      <w:r>
-        <w:rPr>
-          <w:lang w:val="en_US" w:bidi="en_US"/>
-        </w:rPr>
-        <w:t>Whoever breaks one point of God’s law is guilty of breaking all the law.</w:t>
+        <w:t>What comes to those who have not shown mercy?</w:t>
+      </w:r>
+    </w:p>
+    <w:p>
+      <w:pPr/>
+      <w:r>
+        <w:rPr>
+          <w:lang w:val="en_US" w:bidi="en_US"/>
+        </w:rPr>
+      </w:r>
+      <w:r>
+        <w:rPr>
+          <w:lang w:val="en_US" w:bidi="en_US"/>
+        </w:rPr>
+        <w:t>Judgment without mercy comes to those who have not shown mercy.</w:t>
       </w:r>
       <w:r>
         <w:rPr>
@@ -1760,7 +1823,7 @@
         <w:rPr>
           <w:lang w:val="en_US" w:bidi="en_US"/>
         </w:rPr>
-        <w:t>James 2:13</w:t>
+        <w:t>James 2:14 (#1)</w:t>
       </w:r>
       <w:r>
         <w:rPr>
@@ -1780,21 +1843,21 @@
           <w:b/>
           <w:lang w:val="en_US" w:bidi="en_US"/>
         </w:rPr>
-        <w:t>What comes to those who have not shown mercy?</w:t>
-      </w:r>
-    </w:p>
-    <w:p>
-      <w:pPr/>
-      <w:r>
-        <w:rPr>
-          <w:lang w:val="en_US" w:bidi="en_US"/>
-        </w:rPr>
-      </w:r>
-      <w:r>
-        <w:rPr>
-          <w:lang w:val="en_US" w:bidi="en_US"/>
-        </w:rPr>
-        <w:t>Judgment without mercy comes to those who have not shown mercy.</w:t>
+        <w:t>What does James say about those who claim to have faith, but do not help those in need?</w:t>
+      </w:r>
+    </w:p>
+    <w:p>
+      <w:pPr/>
+      <w:r>
+        <w:rPr>
+          <w:lang w:val="en_US" w:bidi="en_US"/>
+        </w:rPr>
+      </w:r>
+      <w:r>
+        <w:rPr>
+          <w:lang w:val="en_US" w:bidi="en_US"/>
+        </w:rPr>
+        <w:t>James says that those who claim to have faith but do not help those in need have a faith that cannot save them.</w:t>
       </w:r>
       <w:r>
         <w:rPr>
@@ -1823,7 +1886,7 @@
         <w:rPr>
           <w:lang w:val="en_US" w:bidi="en_US"/>
         </w:rPr>
-        <w:t>James 2:14</w:t>
+        <w:t>James 2:16 (#1)</w:t>
       </w:r>
       <w:r>
         <w:rPr>
@@ -1843,21 +1906,21 @@
           <w:b/>
           <w:lang w:val="en_US" w:bidi="en_US"/>
         </w:rPr>
-        <w:t>What does James say about those who claim to have faith, but do not help those in need?</w:t>
-      </w:r>
-    </w:p>
-    <w:p>
-      <w:pPr/>
-      <w:r>
-        <w:rPr>
-          <w:lang w:val="en_US" w:bidi="en_US"/>
-        </w:rPr>
-      </w:r>
-      <w:r>
-        <w:rPr>
-          <w:lang w:val="en_US" w:bidi="en_US"/>
-        </w:rPr>
-        <w:t>James says that those who claim to have faith but do not help those in need have a faith that cannot save them.</w:t>
+        <w:t>Does it help a poor person if we tell them to be warmed and filled, but do not give them anything?</w:t>
+      </w:r>
+    </w:p>
+    <w:p>
+      <w:pPr/>
+      <w:r>
+        <w:rPr>
+          <w:lang w:val="en_US" w:bidi="en_US"/>
+        </w:rPr>
+      </w:r>
+      <w:r>
+        <w:rPr>
+          <w:lang w:val="en_US" w:bidi="en_US"/>
+        </w:rPr>
+        <w:t>No, it does not help a poor person if we do not give them anything to warm or feed them.</w:t>
       </w:r>
       <w:r>
         <w:rPr>
@@ -1886,7 +1949,7 @@
         <w:rPr>
           <w:lang w:val="en_US" w:bidi="en_US"/>
         </w:rPr>
-        <w:t>James 2:16</w:t>
+        <w:t>James 2:17 (#1)</w:t>
       </w:r>
       <w:r>
         <w:rPr>
@@ -1906,21 +1969,21 @@
           <w:b/>
           <w:lang w:val="en_US" w:bidi="en_US"/>
         </w:rPr>
-        <w:t>Does it help a poor person if we tell them to be warmed and filled, but do not give them anything?</w:t>
-      </w:r>
-    </w:p>
-    <w:p>
-      <w:pPr/>
-      <w:r>
-        <w:rPr>
-          <w:lang w:val="en_US" w:bidi="en_US"/>
-        </w:rPr>
-      </w:r>
-      <w:r>
-        <w:rPr>
-          <w:lang w:val="en_US" w:bidi="en_US"/>
-        </w:rPr>
-        <w:t>No, it does not help a poor person if we don't give them anything to warm or feed them.</w:t>
+        <w:t>What is faith by itself, if it has no works?</w:t>
+      </w:r>
+    </w:p>
+    <w:p>
+      <w:pPr/>
+      <w:r>
+        <w:rPr>
+          <w:lang w:val="en_US" w:bidi="en_US"/>
+        </w:rPr>
+      </w:r>
+      <w:r>
+        <w:rPr>
+          <w:lang w:val="en_US" w:bidi="en_US"/>
+        </w:rPr>
+        <w:t>Faith by itself, if it has no works, is dead.</w:t>
       </w:r>
       <w:r>
         <w:rPr>
@@ -1949,7 +2012,7 @@
         <w:rPr>
           <w:lang w:val="en_US" w:bidi="en_US"/>
         </w:rPr>
-        <w:t>James 2:17</w:t>
+        <w:t>James 2:18 (#1)</w:t>
       </w:r>
       <w:r>
         <w:rPr>
@@ -1969,21 +2032,21 @@
           <w:b/>
           <w:lang w:val="en_US" w:bidi="en_US"/>
         </w:rPr>
-        <w:t>What is faith by itself, if it has no works?</w:t>
-      </w:r>
-    </w:p>
-    <w:p>
-      <w:pPr/>
-      <w:r>
-        <w:rPr>
-          <w:lang w:val="en_US" w:bidi="en_US"/>
-        </w:rPr>
-      </w:r>
-      <w:r>
-        <w:rPr>
-          <w:lang w:val="en_US" w:bidi="en_US"/>
-        </w:rPr>
-        <w:t>Faith by itself, if it has no works, is dead.</w:t>
+        <w:t>How does James say we must show our faith?</w:t>
+      </w:r>
+    </w:p>
+    <w:p>
+      <w:pPr/>
+      <w:r>
+        <w:rPr>
+          <w:lang w:val="en_US" w:bidi="en_US"/>
+        </w:rPr>
+      </w:r>
+      <w:r>
+        <w:rPr>
+          <w:lang w:val="en_US" w:bidi="en_US"/>
+        </w:rPr>
+        <w:t>James says we must show our faith by our works.</w:t>
       </w:r>
       <w:r>
         <w:rPr>
@@ -2012,7 +2075,7 @@
         <w:rPr>
           <w:lang w:val="en_US" w:bidi="en_US"/>
         </w:rPr>
-        <w:t>James 2:18</w:t>
+        <w:t>James 2:19 (#1)</w:t>
       </w:r>
       <w:r>
         <w:rPr>
@@ -2032,21 +2095,21 @@
           <w:b/>
           <w:lang w:val="en_US" w:bidi="en_US"/>
         </w:rPr>
-        <w:t>How does James say we must show our faith?</w:t>
-      </w:r>
-    </w:p>
-    <w:p>
-      <w:pPr/>
-      <w:r>
-        <w:rPr>
-          <w:lang w:val="en_US" w:bidi="en_US"/>
-        </w:rPr>
-      </w:r>
-      <w:r>
-        <w:rPr>
-          <w:lang w:val="en_US" w:bidi="en_US"/>
-        </w:rPr>
-        <w:t>James says we must show our faith by our works.</w:t>
+        <w:t>What do demons and those who claim to have faith both believe?</w:t>
+      </w:r>
+    </w:p>
+    <w:p>
+      <w:pPr/>
+      <w:r>
+        <w:rPr>
+          <w:lang w:val="en_US" w:bidi="en_US"/>
+        </w:rPr>
+      </w:r>
+      <w:r>
+        <w:rPr>
+          <w:lang w:val="en_US" w:bidi="en_US"/>
+        </w:rPr>
+        <w:t>Those who claim to have faith and demons both believe there is one God.</w:t>
       </w:r>
       <w:r>
         <w:rPr>
@@ -2075,7 +2138,7 @@
         <w:rPr>
           <w:lang w:val="en_US" w:bidi="en_US"/>
         </w:rPr>
-        <w:t>James 2:19</w:t>
+        <w:t>James 2:21 (#1)</w:t>
       </w:r>
       <w:r>
         <w:rPr>
@@ -2095,21 +2158,21 @@
           <w:b/>
           <w:lang w:val="en_US" w:bidi="en_US"/>
         </w:rPr>
-        <w:t>What do demons and those who claim to have faith both believe?</w:t>
-      </w:r>
-    </w:p>
-    <w:p>
-      <w:pPr/>
-      <w:r>
-        <w:rPr>
-          <w:lang w:val="en_US" w:bidi="en_US"/>
-        </w:rPr>
-      </w:r>
-      <w:r>
-        <w:rPr>
-          <w:lang w:val="en_US" w:bidi="en_US"/>
-        </w:rPr>
-        <w:t>Those who claim to have faith and demons both believe there is one God.</w:t>
+        <w:t>How did Abraham demonstrate his faith by his works?</w:t>
+      </w:r>
+    </w:p>
+    <w:p>
+      <w:pPr/>
+      <w:r>
+        <w:rPr>
+          <w:lang w:val="en_US" w:bidi="en_US"/>
+        </w:rPr>
+      </w:r>
+      <w:r>
+        <w:rPr>
+          <w:lang w:val="en_US" w:bidi="en_US"/>
+        </w:rPr>
+        <w:t>Abraham demonstrated his faith by his works when he offered up Isaac upon the altar.</w:t>
       </w:r>
       <w:r>
         <w:rPr>
@@ -2138,7 +2201,7 @@
         <w:rPr>
           <w:lang w:val="en_US" w:bidi="en_US"/>
         </w:rPr>
-        <w:t>James 2:21</w:t>
+        <w:t>James 2:22 (#1)</w:t>
       </w:r>
       <w:r>
         <w:rPr>
@@ -2158,21 +2221,21 @@
           <w:b/>
           <w:lang w:val="en_US" w:bidi="en_US"/>
         </w:rPr>
-        <w:t>How did Abraham demonstrate his faith by his works?</w:t>
-      </w:r>
-    </w:p>
-    <w:p>
-      <w:pPr/>
-      <w:r>
-        <w:rPr>
-          <w:lang w:val="en_US" w:bidi="en_US"/>
-        </w:rPr>
-      </w:r>
-      <w:r>
-        <w:rPr>
-          <w:lang w:val="en_US" w:bidi="en_US"/>
-        </w:rPr>
-        <w:t>Abraham demonstrated his faith by his works when he offered up Isaac upon the altar.</w:t>
+        <w:t>How was the faith of Abraham perfected?</w:t>
+      </w:r>
+    </w:p>
+    <w:p>
+      <w:pPr/>
+      <w:r>
+        <w:rPr>
+          <w:lang w:val="en_US" w:bidi="en_US"/>
+        </w:rPr>
+      </w:r>
+      <w:r>
+        <w:rPr>
+          <w:lang w:val="en_US" w:bidi="en_US"/>
+        </w:rPr>
+        <w:t>Abraham’s faith was perfected by his works.</w:t>
       </w:r>
       <w:r>
         <w:rPr>
@@ -2201,7 +2264,7 @@
         <w:rPr>
           <w:lang w:val="en_US" w:bidi="en_US"/>
         </w:rPr>
-        <w:t>James 2:22</w:t>
+        <w:t>James 2:23 (#1)</w:t>
       </w:r>
       <w:r>
         <w:rPr>
@@ -2221,21 +2284,21 @@
           <w:b/>
           <w:lang w:val="en_US" w:bidi="en_US"/>
         </w:rPr>
-        <w:t>How was the faith of Abraham perfected?</w:t>
-      </w:r>
-    </w:p>
-    <w:p>
-      <w:pPr/>
-      <w:r>
-        <w:rPr>
-          <w:lang w:val="en_US" w:bidi="en_US"/>
-        </w:rPr>
-      </w:r>
-      <w:r>
-        <w:rPr>
-          <w:lang w:val="en_US" w:bidi="en_US"/>
-        </w:rPr>
-        <w:t>Abraham's faith was perfected by his works.</w:t>
+        <w:t>What scripture was fulfilled with Abraham’s faith and works?</w:t>
+      </w:r>
+    </w:p>
+    <w:p>
+      <w:pPr/>
+      <w:r>
+        <w:rPr>
+          <w:lang w:val="en_US" w:bidi="en_US"/>
+        </w:rPr>
+      </w:r>
+      <w:r>
+        <w:rPr>
+          <w:lang w:val="en_US" w:bidi="en_US"/>
+        </w:rPr>
+        <w:t>The scripture was fulfilled which says, “Abraham believed God, and it was credited to him as righteousness.”</w:t>
       </w:r>
       <w:r>
         <w:rPr>
@@ -2264,7 +2327,7 @@
         <w:rPr>
           <w:lang w:val="en_US" w:bidi="en_US"/>
         </w:rPr>
-        <w:t>James 2:23</w:t>
+        <w:t>James 2:25 (#1)</w:t>
       </w:r>
       <w:r>
         <w:rPr>
@@ -2284,21 +2347,21 @@
           <w:b/>
           <w:lang w:val="en_US" w:bidi="en_US"/>
         </w:rPr>
-        <w:t>What scripture was fulfilled with Abraham’s faith and works?</w:t>
-      </w:r>
-    </w:p>
-    <w:p>
-      <w:pPr/>
-      <w:r>
-        <w:rPr>
-          <w:lang w:val="en_US" w:bidi="en_US"/>
-        </w:rPr>
-      </w:r>
-      <w:r>
-        <w:rPr>
-          <w:lang w:val="en_US" w:bidi="en_US"/>
-        </w:rPr>
-        <w:t>The scripture was fulfilled which says, “Abraham believed God, and it was credited to him as righteousness”.</w:t>
+        <w:t>How did Rahab demonstrate her faith by her works?</w:t>
+      </w:r>
+    </w:p>
+    <w:p>
+      <w:pPr/>
+      <w:r>
+        <w:rPr>
+          <w:lang w:val="en_US" w:bidi="en_US"/>
+        </w:rPr>
+      </w:r>
+      <w:r>
+        <w:rPr>
+          <w:lang w:val="en_US" w:bidi="en_US"/>
+        </w:rPr>
+        <w:t>Rahab demonstrated her faith by her works when she welcomed the messengers and sent them away by another road.</w:t>
       </w:r>
       <w:r>
         <w:rPr>
@@ -2327,7 +2390,7 @@
         <w:rPr>
           <w:lang w:val="en_US" w:bidi="en_US"/>
         </w:rPr>
-        <w:t>James 2:25</w:t>
+        <w:t>James 2:26 (#1)</w:t>
       </w:r>
       <w:r>
         <w:rPr>
@@ -2347,21 +2410,21 @@
           <w:b/>
           <w:lang w:val="en_US" w:bidi="en_US"/>
         </w:rPr>
-        <w:t>How did Rahab demonstrate her faith by her works?</w:t>
-      </w:r>
-    </w:p>
-    <w:p>
-      <w:pPr/>
-      <w:r>
-        <w:rPr>
-          <w:lang w:val="en_US" w:bidi="en_US"/>
-        </w:rPr>
-      </w:r>
-      <w:r>
-        <w:rPr>
-          <w:lang w:val="en_US" w:bidi="en_US"/>
-        </w:rPr>
-        <w:t>Rahab demonstrated her faith by her works when she welcomed the messengers and sent them away by another road.</w:t>
+        <w:t>What is a body apart from the spirit?</w:t>
+      </w:r>
+    </w:p>
+    <w:p>
+      <w:pPr/>
+      <w:r>
+        <w:rPr>
+          <w:lang w:val="en_US" w:bidi="en_US"/>
+        </w:rPr>
+      </w:r>
+      <w:r>
+        <w:rPr>
+          <w:lang w:val="en_US" w:bidi="en_US"/>
+        </w:rPr>
+        <w:t>A body apart from the spirit is dead.</w:t>
       </w:r>
       <w:r>
         <w:rPr>
@@ -2390,7 +2453,7 @@
         <w:rPr>
           <w:lang w:val="en_US" w:bidi="en_US"/>
         </w:rPr>
-        <w:t>James 2:26</w:t>
+        <w:t>James 3:1 (#1)</w:t>
       </w:r>
       <w:r>
         <w:rPr>
@@ -2410,21 +2473,21 @@
           <w:b/>
           <w:lang w:val="en_US" w:bidi="en_US"/>
         </w:rPr>
-        <w:t>What is a body apart from the spirit?</w:t>
-      </w:r>
-    </w:p>
-    <w:p>
-      <w:pPr/>
-      <w:r>
-        <w:rPr>
-          <w:lang w:val="en_US" w:bidi="en_US"/>
-        </w:rPr>
-      </w:r>
-      <w:r>
-        <w:rPr>
-          <w:lang w:val="en_US" w:bidi="en_US"/>
-        </w:rPr>
-        <w:t>A body apart from the spirit is dead.</w:t>
+        <w:t>Why does James say that not many should become teachers?</w:t>
+      </w:r>
+    </w:p>
+    <w:p>
+      <w:pPr/>
+      <w:r>
+        <w:rPr>
+          <w:lang w:val="en_US" w:bidi="en_US"/>
+        </w:rPr>
+      </w:r>
+      <w:r>
+        <w:rPr>
+          <w:lang w:val="en_US" w:bidi="en_US"/>
+        </w:rPr>
+        <w:t>Not many should become teachers because they will receive greater judgment.</w:t>
       </w:r>
       <w:r>
         <w:rPr>
@@ -2453,7 +2516,7 @@
         <w:rPr>
           <w:lang w:val="en_US" w:bidi="en_US"/>
         </w:rPr>
-        <w:t>James 3:1</w:t>
+        <w:t>James 3:2 (#2)</w:t>
       </w:r>
       <w:r>
         <w:rPr>
@@ -2473,21 +2536,21 @@
           <w:b/>
           <w:lang w:val="en_US" w:bidi="en_US"/>
         </w:rPr>
-        <w:t>Why does James say that not many should become teachers?</w:t>
-      </w:r>
-    </w:p>
-    <w:p>
-      <w:pPr/>
-      <w:r>
-        <w:rPr>
-          <w:lang w:val="en_US" w:bidi="en_US"/>
-        </w:rPr>
-      </w:r>
-      <w:r>
-        <w:rPr>
-          <w:lang w:val="en_US" w:bidi="en_US"/>
-        </w:rPr>
-        <w:t>Not many should become teachers because they will receive greater judgment.</w:t>
+        <w:t>What kind of person is able to control his whole body?</w:t>
+      </w:r>
+    </w:p>
+    <w:p>
+      <w:pPr/>
+      <w:r>
+        <w:rPr>
+          <w:lang w:val="en_US" w:bidi="en_US"/>
+        </w:rPr>
+      </w:r>
+      <w:r>
+        <w:rPr>
+          <w:lang w:val="en_US" w:bidi="en_US"/>
+        </w:rPr>
+        <w:t>A person who does not stumble in his words is also able to control his whole body.</w:t>
       </w:r>
       <w:r>
         <w:rPr>
@@ -2516,7 +2579,7 @@
         <w:rPr>
           <w:lang w:val="en_US" w:bidi="en_US"/>
         </w:rPr>
-        <w:t>James 3:2</w:t>
+        <w:t>James 3:2 (#1)</w:t>
       </w:r>
       <w:r>
         <w:rPr>
@@ -2579,7 +2642,7 @@
         <w:rPr>
           <w:lang w:val="en_US" w:bidi="en_US"/>
         </w:rPr>
-        <w:t>James 3:2 (#2)</w:t>
+        <w:t>James 3:3 (#1)</w:t>
       </w:r>
       <w:r>
         <w:rPr>
@@ -2599,21 +2662,21 @@
           <w:b/>
           <w:lang w:val="en_US" w:bidi="en_US"/>
         </w:rPr>
-        <w:t>What kind of person is able to control his whole body?</w:t>
-      </w:r>
-    </w:p>
-    <w:p>
-      <w:pPr/>
-      <w:r>
-        <w:rPr>
-          <w:lang w:val="en_US" w:bidi="en_US"/>
-        </w:rPr>
-      </w:r>
-      <w:r>
-        <w:rPr>
-          <w:lang w:val="en_US" w:bidi="en_US"/>
-        </w:rPr>
-        <w:t>A person who does not stumble in his words is also able to control his whole body.</w:t>
+        <w:t>What little thing is able to steer a large ship where the pilot wants it to go?</w:t>
+      </w:r>
+    </w:p>
+    <w:p>
+      <w:pPr/>
+      <w:r>
+        <w:rPr>
+          <w:lang w:val="en_US" w:bidi="en_US"/>
+        </w:rPr>
+      </w:r>
+      <w:r>
+        <w:rPr>
+          <w:lang w:val="en_US" w:bidi="en_US"/>
+        </w:rPr>
+        <w:t>A small rudder is able to steer a large ship.</w:t>
       </w:r>
       <w:r>
         <w:rPr>
@@ -2642,7 +2705,7 @@
         <w:rPr>
           <w:lang w:val="en_US" w:bidi="en_US"/>
         </w:rPr>
-        <w:t>James 3:3</w:t>
+        <w:t>James 3:4 (#1)</w:t>
       </w:r>
       <w:r>
         <w:rPr>
@@ -2662,21 +2725,21 @@
           <w:b/>
           <w:lang w:val="en_US" w:bidi="en_US"/>
         </w:rPr>
-        <w:t>What little thing is able to steer a large ship where the pilot wants it to go?</w:t>
-      </w:r>
-    </w:p>
-    <w:p>
-      <w:pPr/>
-      <w:r>
-        <w:rPr>
-          <w:lang w:val="en_US" w:bidi="en_US"/>
-        </w:rPr>
-      </w:r>
-      <w:r>
-        <w:rPr>
-          <w:lang w:val="en_US" w:bidi="en_US"/>
-        </w:rPr>
-        <w:t>A small rudder is able to steer a large ship.</w:t>
+        <w:t>What small thing is able to start a large fire in a forest?</w:t>
+      </w:r>
+    </w:p>
+    <w:p>
+      <w:pPr/>
+      <w:r>
+        <w:rPr>
+          <w:lang w:val="en_US" w:bidi="en_US"/>
+        </w:rPr>
+      </w:r>
+      <w:r>
+        <w:rPr>
+          <w:lang w:val="en_US" w:bidi="en_US"/>
+        </w:rPr>
+        <w:t>A small fire is able to start a large fire in a forest.</w:t>
       </w:r>
       <w:r>
         <w:rPr>
@@ -2705,7 +2768,7 @@
         <w:rPr>
           <w:lang w:val="en_US" w:bidi="en_US"/>
         </w:rPr>
-        <w:t>James 3:4</w:t>
+        <w:t>James 3:6 (#1)</w:t>
       </w:r>
       <w:r>
         <w:rPr>
@@ -2725,21 +2788,21 @@
           <w:b/>
           <w:lang w:val="en_US" w:bidi="en_US"/>
         </w:rPr>
-        <w:t>What small thing is able to start a large fire in a forest?</w:t>
-      </w:r>
-    </w:p>
-    <w:p>
-      <w:pPr/>
-      <w:r>
-        <w:rPr>
-          <w:lang w:val="en_US" w:bidi="en_US"/>
-        </w:rPr>
-      </w:r>
-      <w:r>
-        <w:rPr>
-          <w:lang w:val="en_US" w:bidi="en_US"/>
-        </w:rPr>
-        <w:t>A small fire is able to start a large fire in a forest.</w:t>
+        <w:t>What is the sinful tongue able to do to the whole body?</w:t>
+      </w:r>
+    </w:p>
+    <w:p>
+      <w:pPr/>
+      <w:r>
+        <w:rPr>
+          <w:lang w:val="en_US" w:bidi="en_US"/>
+        </w:rPr>
+      </w:r>
+      <w:r>
+        <w:rPr>
+          <w:lang w:val="en_US" w:bidi="en_US"/>
+        </w:rPr>
+        <w:t>The sinful tongue is able to defile the whole body.</w:t>
       </w:r>
       <w:r>
         <w:rPr>
@@ -2768,7 +2831,7 @@
         <w:rPr>
           <w:lang w:val="en_US" w:bidi="en_US"/>
         </w:rPr>
-        <w:t>James 3:6</w:t>
+        <w:t>James 3:8 (#1)</w:t>
       </w:r>
       <w:r>
         <w:rPr>
@@ -2788,21 +2851,21 @@
           <w:b/>
           <w:lang w:val="en_US" w:bidi="en_US"/>
         </w:rPr>
-        <w:t>What is the sinful tongue able to do to the whole body?</w:t>
-      </w:r>
-    </w:p>
-    <w:p>
-      <w:pPr/>
-      <w:r>
-        <w:rPr>
-          <w:lang w:val="en_US" w:bidi="en_US"/>
-        </w:rPr>
-      </w:r>
-      <w:r>
-        <w:rPr>
-          <w:lang w:val="en_US" w:bidi="en_US"/>
-        </w:rPr>
-        <w:t>The sinful tongue is able to defile the whole body.</w:t>
+        <w:t>What has no one among man been able to tame?</w:t>
+      </w:r>
+    </w:p>
+    <w:p>
+      <w:pPr/>
+      <w:r>
+        <w:rPr>
+          <w:lang w:val="en_US" w:bidi="en_US"/>
+        </w:rPr>
+      </w:r>
+      <w:r>
+        <w:rPr>
+          <w:lang w:val="en_US" w:bidi="en_US"/>
+        </w:rPr>
+        <w:t>No one among man has been able to tame the tongue.</w:t>
       </w:r>
       <w:r>
         <w:rPr>
@@ -2831,7 +2894,7 @@
         <w:rPr>
           <w:lang w:val="en_US" w:bidi="en_US"/>
         </w:rPr>
-        <w:t>James 3:8</w:t>
+        <w:t>James 3:9 (#1)</w:t>
       </w:r>
       <w:r>
         <w:rPr>
@@ -2851,21 +2914,21 @@
           <w:b/>
           <w:lang w:val="en_US" w:bidi="en_US"/>
         </w:rPr>
-        <w:t>What has no one among man been able to tame?</w:t>
-      </w:r>
-    </w:p>
-    <w:p>
-      <w:pPr/>
-      <w:r>
-        <w:rPr>
-          <w:lang w:val="en_US" w:bidi="en_US"/>
-        </w:rPr>
-      </w:r>
-      <w:r>
-        <w:rPr>
-          <w:lang w:val="en_US" w:bidi="en_US"/>
-        </w:rPr>
-        <w:t>No one among man has been able to tame the tongue.</w:t>
+        <w:t>What two ways to people treat God and men with their tongues?</w:t>
+      </w:r>
+    </w:p>
+    <w:p>
+      <w:pPr/>
+      <w:r>
+        <w:rPr>
+          <w:lang w:val="en_US" w:bidi="en_US"/>
+        </w:rPr>
+      </w:r>
+      <w:r>
+        <w:rPr>
+          <w:lang w:val="en_US" w:bidi="en_US"/>
+        </w:rPr>
+        <w:t>With a single tongue, they bless God and curse men.</w:t>
       </w:r>
       <w:r>
         <w:rPr>
@@ -2894,7 +2957,7 @@
         <w:rPr>
           <w:lang w:val="en_US" w:bidi="en_US"/>
         </w:rPr>
-        <w:t>James 3:9</w:t>
+        <w:t>James 3:11 (#1)</w:t>
       </w:r>
       <w:r>
         <w:rPr>
@@ -2914,21 +2977,21 @@
           <w:b/>
           <w:lang w:val="en_US" w:bidi="en_US"/>
         </w:rPr>
-        <w:t>What two ways to people treat God and men with their tongues?</w:t>
-      </w:r>
-    </w:p>
-    <w:p>
-      <w:pPr/>
-      <w:r>
-        <w:rPr>
-          <w:lang w:val="en_US" w:bidi="en_US"/>
-        </w:rPr>
-      </w:r>
-      <w:r>
-        <w:rPr>
-          <w:lang w:val="en_US" w:bidi="en_US"/>
-        </w:rPr>
-        <w:t>With a single tongue, they bless God and curse men.</w:t>
+        <w:t>What two things can a spring not provide?</w:t>
+      </w:r>
+    </w:p>
+    <w:p>
+      <w:pPr/>
+      <w:r>
+        <w:rPr>
+          <w:lang w:val="en_US" w:bidi="en_US"/>
+        </w:rPr>
+      </w:r>
+      <w:r>
+        <w:rPr>
+          <w:lang w:val="en_US" w:bidi="en_US"/>
+        </w:rPr>
+        <w:t>One spring cannot provide both sweet and bitter water.</w:t>
       </w:r>
       <w:r>
         <w:rPr>
@@ -2957,7 +3020,7 @@
         <w:rPr>
           <w:lang w:val="en_US" w:bidi="en_US"/>
         </w:rPr>
-        <w:t>James 3:11</w:t>
+        <w:t>James 3:13 (#1)</w:t>
       </w:r>
       <w:r>
         <w:rPr>
@@ -2977,21 +3040,21 @@
           <w:b/>
           <w:lang w:val="en_US" w:bidi="en_US"/>
         </w:rPr>
-        <w:t>What two things can a spring not provide?</w:t>
-      </w:r>
-    </w:p>
-    <w:p>
-      <w:pPr/>
-      <w:r>
-        <w:rPr>
-          <w:lang w:val="en_US" w:bidi="en_US"/>
-        </w:rPr>
-      </w:r>
-      <w:r>
-        <w:rPr>
-          <w:lang w:val="en_US" w:bidi="en_US"/>
-        </w:rPr>
-        <w:t>One spring cannot provide both sweet and bitter water.</w:t>
+        <w:t>How does a person demonstrate wisdom and understanding?</w:t>
+      </w:r>
+    </w:p>
+    <w:p>
+      <w:pPr/>
+      <w:r>
+        <w:rPr>
+          <w:lang w:val="en_US" w:bidi="en_US"/>
+        </w:rPr>
+      </w:r>
+      <w:r>
+        <w:rPr>
+          <w:lang w:val="en_US" w:bidi="en_US"/>
+        </w:rPr>
+        <w:t>A person demonstrates wisdom and understanding by his works done in humility.</w:t>
       </w:r>
       <w:r>
         <w:rPr>
@@ -3020,7 +3083,7 @@
         <w:rPr>
           <w:lang w:val="en_US" w:bidi="en_US"/>
         </w:rPr>
-        <w:t>James 3:13</w:t>
+        <w:t>James 3:15 (#1)</w:t>
       </w:r>
       <w:r>
         <w:rPr>
@@ -3040,21 +3103,21 @@
           <w:b/>
           <w:lang w:val="en_US" w:bidi="en_US"/>
         </w:rPr>
-        <w:t>How does a person demonstrate wisdom and understanding?</w:t>
-      </w:r>
-    </w:p>
-    <w:p>
-      <w:pPr/>
-      <w:r>
-        <w:rPr>
-          <w:lang w:val="en_US" w:bidi="en_US"/>
-        </w:rPr>
-      </w:r>
-      <w:r>
-        <w:rPr>
-          <w:lang w:val="en_US" w:bidi="en_US"/>
-        </w:rPr>
-        <w:t>A person demonstrates wisdom and understanding by his works done in humility.</w:t>
+        <w:t>Where kind of wisdom causes a person to be jealous and ambitious, and to lie?</w:t>
+      </w:r>
+    </w:p>
+    <w:p>
+      <w:pPr/>
+      <w:r>
+        <w:rPr>
+          <w:lang w:val="en_US" w:bidi="en_US"/>
+        </w:rPr>
+      </w:r>
+      <w:r>
+        <w:rPr>
+          <w:lang w:val="en_US" w:bidi="en_US"/>
+        </w:rPr>
+        <w:t>Wisdom that is earthly, soulish, and demonic causes a person to be jealous and ambitious, and to lie.</w:t>
       </w:r>
       <w:r>
         <w:rPr>
@@ -3083,7 +3146,7 @@
         <w:rPr>
           <w:lang w:val="en_US" w:bidi="en_US"/>
         </w:rPr>
-        <w:t>James 3:15</w:t>
+        <w:t>James 3:16 (#1)</w:t>
       </w:r>
       <w:r>
         <w:rPr>
@@ -3103,21 +3166,21 @@
           <w:b/>
           <w:lang w:val="en_US" w:bidi="en_US"/>
         </w:rPr>
-        <w:t>Where kind of wisdom causes a person to be jealous and ambitious, and to lie?</w:t>
-      </w:r>
-    </w:p>
-    <w:p>
-      <w:pPr/>
-      <w:r>
-        <w:rPr>
-          <w:lang w:val="en_US" w:bidi="en_US"/>
-        </w:rPr>
-      </w:r>
-      <w:r>
-        <w:rPr>
-          <w:lang w:val="en_US" w:bidi="en_US"/>
-        </w:rPr>
-        <w:t>Wisdom that is earthly, soulish, and demonic causes a person to be jealous and ambitious, and to lie.</w:t>
+        <w:t>What results from jealousy and ambition?</w:t>
+      </w:r>
+    </w:p>
+    <w:p>
+      <w:pPr/>
+      <w:r>
+        <w:rPr>
+          <w:lang w:val="en_US" w:bidi="en_US"/>
+        </w:rPr>
+      </w:r>
+      <w:r>
+        <w:rPr>
+          <w:lang w:val="en_US" w:bidi="en_US"/>
+        </w:rPr>
+        <w:t>Jealousy and ambition causes unsettledness and every wicked deed.</w:t>
       </w:r>
       <w:r>
         <w:rPr>
@@ -3146,7 +3209,7 @@
         <w:rPr>
           <w:lang w:val="en_US" w:bidi="en_US"/>
         </w:rPr>
-        <w:t>James 3:16</w:t>
+        <w:t>James 3:17 (#1)</w:t>
       </w:r>
       <w:r>
         <w:rPr>
@@ -3166,21 +3229,21 @@
           <w:b/>
           <w:lang w:val="en_US" w:bidi="en_US"/>
         </w:rPr>
-        <w:t>What results from jealousy and ambition?</w:t>
-      </w:r>
-    </w:p>
-    <w:p>
-      <w:pPr/>
-      <w:r>
-        <w:rPr>
-          <w:lang w:val="en_US" w:bidi="en_US"/>
-        </w:rPr>
-      </w:r>
-      <w:r>
-        <w:rPr>
-          <w:lang w:val="en_US" w:bidi="en_US"/>
-        </w:rPr>
-        <w:t>Jealousy and ambition causes unsettledness and every wicked deed.</w:t>
+        <w:t>What attitudes reflect a wisdom from above?</w:t>
+      </w:r>
+    </w:p>
+    <w:p>
+      <w:pPr/>
+      <w:r>
+        <w:rPr>
+          <w:lang w:val="en_US" w:bidi="en_US"/>
+        </w:rPr>
+      </w:r>
+      <w:r>
+        <w:rPr>
+          <w:lang w:val="en_US" w:bidi="en_US"/>
+        </w:rPr>
+        <w:t>A person that is peace-loving, gentle, warm-hearted, full of mercy and good fruit, without favoritism, and sincere has wisdom from above.</w:t>
       </w:r>
       <w:r>
         <w:rPr>
@@ -3209,7 +3272,7 @@
         <w:rPr>
           <w:lang w:val="en_US" w:bidi="en_US"/>
         </w:rPr>
-        <w:t>James 3:17</w:t>
+        <w:t>James 4:1 (#1)</w:t>
       </w:r>
       <w:r>
         <w:rPr>
@@ -3229,21 +3292,21 @@
           <w:b/>
           <w:lang w:val="en_US" w:bidi="en_US"/>
         </w:rPr>
-        <w:t>What attitudes reflect a wisdom from above?</w:t>
-      </w:r>
-    </w:p>
-    <w:p>
-      <w:pPr/>
-      <w:r>
-        <w:rPr>
-          <w:lang w:val="en_US" w:bidi="en_US"/>
-        </w:rPr>
-      </w:r>
-      <w:r>
-        <w:rPr>
-          <w:lang w:val="en_US" w:bidi="en_US"/>
-        </w:rPr>
-        <w:t>A person that is peace-loving, gentle, warm-hearted, full of mercy and good fruit, without favoritism, and sincere has wisdom from above.</w:t>
+        <w:t>What does James say is the source of quarreling and disputing among the believers?</w:t>
+      </w:r>
+    </w:p>
+    <w:p>
+      <w:pPr/>
+      <w:r>
+        <w:rPr>
+          <w:lang w:val="en_US" w:bidi="en_US"/>
+        </w:rPr>
+      </w:r>
+      <w:r>
+        <w:rPr>
+          <w:lang w:val="en_US" w:bidi="en_US"/>
+        </w:rPr>
+        <w:t>The source is the evil desires that war among them.</w:t>
       </w:r>
       <w:r>
         <w:rPr>
@@ -3272,7 +3335,7 @@
         <w:rPr>
           <w:lang w:val="en_US" w:bidi="en_US"/>
         </w:rPr>
-        <w:t>James 4:1</w:t>
+        <w:t>James 4:3 (#1)</w:t>
       </w:r>
       <w:r>
         <w:rPr>
@@ -3292,21 +3355,21 @@
           <w:b/>
           <w:lang w:val="en_US" w:bidi="en_US"/>
         </w:rPr>
-        <w:t>What does James say is the source of quarreling and disputing among the believers?</w:t>
-      </w:r>
-    </w:p>
-    <w:p>
-      <w:pPr/>
-      <w:r>
-        <w:rPr>
-          <w:lang w:val="en_US" w:bidi="en_US"/>
-        </w:rPr>
-      </w:r>
-      <w:r>
-        <w:rPr>
-          <w:lang w:val="en_US" w:bidi="en_US"/>
-        </w:rPr>
-        <w:t>The source is the evil desires that war among them.</w:t>
+        <w:t>Why do the believers not receive their requests to God?</w:t>
+      </w:r>
+    </w:p>
+    <w:p>
+      <w:pPr/>
+      <w:r>
+        <w:rPr>
+          <w:lang w:val="en_US" w:bidi="en_US"/>
+        </w:rPr>
+      </w:r>
+      <w:r>
+        <w:rPr>
+          <w:lang w:val="en_US" w:bidi="en_US"/>
+        </w:rPr>
+        <w:t>They do not receive because they ask for bad things to be spent on their evil desires.</w:t>
       </w:r>
       <w:r>
         <w:rPr>
@@ -3335,7 +3398,7 @@
         <w:rPr>
           <w:lang w:val="en_US" w:bidi="en_US"/>
         </w:rPr>
-        <w:t>James 4:3</w:t>
+        <w:t>James 4:4 (#1)</w:t>
       </w:r>
       <w:r>
         <w:rPr>
@@ -3355,21 +3418,21 @@
           <w:b/>
           <w:lang w:val="en_US" w:bidi="en_US"/>
         </w:rPr>
-        <w:t>Why do the believers not receive their requests to God?</w:t>
-      </w:r>
-    </w:p>
-    <w:p>
-      <w:pPr/>
-      <w:r>
-        <w:rPr>
-          <w:lang w:val="en_US" w:bidi="en_US"/>
-        </w:rPr>
-      </w:r>
-      <w:r>
-        <w:rPr>
-          <w:lang w:val="en_US" w:bidi="en_US"/>
-        </w:rPr>
-        <w:t>They do not receive because they ask for bad things to be spent on their evil desires.</w:t>
+        <w:t>If a person decides to be a friend of the world, what is that person’s relationship with God?</w:t>
+      </w:r>
+    </w:p>
+    <w:p>
+      <w:pPr/>
+      <w:r>
+        <w:rPr>
+          <w:lang w:val="en_US" w:bidi="en_US"/>
+        </w:rPr>
+      </w:r>
+      <w:r>
+        <w:rPr>
+          <w:lang w:val="en_US" w:bidi="en_US"/>
+        </w:rPr>
+        <w:t>A person who decides to be a friend of the world makes himself an enemy of God.</w:t>
       </w:r>
       <w:r>
         <w:rPr>
@@ -3398,7 +3461,7 @@
         <w:rPr>
           <w:lang w:val="en_US" w:bidi="en_US"/>
         </w:rPr>
-        <w:t>James 4:4</w:t>
+        <w:t>James 4:6 (#1)</w:t>
       </w:r>
       <w:r>
         <w:rPr>
@@ -3418,21 +3481,21 @@
           <w:b/>
           <w:lang w:val="en_US" w:bidi="en_US"/>
         </w:rPr>
-        <w:t>If a person decides to be a friend of the world, what is that person’s relationship with God?</w:t>
-      </w:r>
-    </w:p>
-    <w:p>
-      <w:pPr/>
-      <w:r>
-        <w:rPr>
-          <w:lang w:val="en_US" w:bidi="en_US"/>
-        </w:rPr>
-      </w:r>
-      <w:r>
-        <w:rPr>
-          <w:lang w:val="en_US" w:bidi="en_US"/>
-        </w:rPr>
-        <w:t>A person who decides to be a friend of the world makes himself an enemy of God.</w:t>
+        <w:t>Who does God resist, and to whom does he give grace?</w:t>
+      </w:r>
+    </w:p>
+    <w:p>
+      <w:pPr/>
+      <w:r>
+        <w:rPr>
+          <w:lang w:val="en_US" w:bidi="en_US"/>
+        </w:rPr>
+      </w:r>
+      <w:r>
+        <w:rPr>
+          <w:lang w:val="en_US" w:bidi="en_US"/>
+        </w:rPr>
+        <w:t>God resists the proud, but gives grace to the humble.</w:t>
       </w:r>
       <w:r>
         <w:rPr>
@@ -3461,7 +3524,7 @@
         <w:rPr>
           <w:lang w:val="en_US" w:bidi="en_US"/>
         </w:rPr>
-        <w:t>James 4:6</w:t>
+        <w:t>James 4:7 (#1)</w:t>
       </w:r>
       <w:r>
         <w:rPr>
@@ -3481,21 +3544,21 @@
           <w:b/>
           <w:lang w:val="en_US" w:bidi="en_US"/>
         </w:rPr>
-        <w:t>Who does God resist, and to whom does he give grace?</w:t>
-      </w:r>
-    </w:p>
-    <w:p>
-      <w:pPr/>
-      <w:r>
-        <w:rPr>
-          <w:lang w:val="en_US" w:bidi="en_US"/>
-        </w:rPr>
-      </w:r>
-      <w:r>
-        <w:rPr>
-          <w:lang w:val="en_US" w:bidi="en_US"/>
-        </w:rPr>
-        <w:t>God resists the proud, but gives grace to the humble.</w:t>
+        <w:t>What will the devil do when a believer subjects himself to God and resists the devil?</w:t>
+      </w:r>
+    </w:p>
+    <w:p>
+      <w:pPr/>
+      <w:r>
+        <w:rPr>
+          <w:lang w:val="en_US" w:bidi="en_US"/>
+        </w:rPr>
+      </w:r>
+      <w:r>
+        <w:rPr>
+          <w:lang w:val="en_US" w:bidi="en_US"/>
+        </w:rPr>
+        <w:t>The devil will flee.</w:t>
       </w:r>
       <w:r>
         <w:rPr>
@@ -3524,7 +3587,7 @@
         <w:rPr>
           <w:lang w:val="en_US" w:bidi="en_US"/>
         </w:rPr>
-        <w:t>James 4:7</w:t>
+        <w:t>James 4:8 (#1)</w:t>
       </w:r>
       <w:r>
         <w:rPr>
@@ -3544,21 +3607,21 @@
           <w:b/>
           <w:lang w:val="en_US" w:bidi="en_US"/>
         </w:rPr>
-        <w:t>What will the devil do when a believer subjects himself to God and resists the devil?</w:t>
-      </w:r>
-    </w:p>
-    <w:p>
-      <w:pPr/>
-      <w:r>
-        <w:rPr>
-          <w:lang w:val="en_US" w:bidi="en_US"/>
-        </w:rPr>
-      </w:r>
-      <w:r>
-        <w:rPr>
-          <w:lang w:val="en_US" w:bidi="en_US"/>
-        </w:rPr>
-        <w:t>The devil will flee.</w:t>
+        <w:t>What will God do for those who draw near to him?</w:t>
+      </w:r>
+    </w:p>
+    <w:p>
+      <w:pPr/>
+      <w:r>
+        <w:rPr>
+          <w:lang w:val="en_US" w:bidi="en_US"/>
+        </w:rPr>
+      </w:r>
+      <w:r>
+        <w:rPr>
+          <w:lang w:val="en_US" w:bidi="en_US"/>
+        </w:rPr>
+        <w:t>God will draw near to those who draw near to him.</w:t>
       </w:r>
       <w:r>
         <w:rPr>
@@ -3587,7 +3650,7 @@
         <w:rPr>
           <w:lang w:val="en_US" w:bidi="en_US"/>
         </w:rPr>
-        <w:t>James 4:8</w:t>
+        <w:t>James 4:11 (#1)</w:t>
       </w:r>
       <w:r>
         <w:rPr>
@@ -3607,21 +3670,21 @@
           <w:b/>
           <w:lang w:val="en_US" w:bidi="en_US"/>
         </w:rPr>
-        <w:t>What will God do for those who draw near to him?</w:t>
-      </w:r>
-    </w:p>
-    <w:p>
-      <w:pPr/>
-      <w:r>
-        <w:rPr>
-          <w:lang w:val="en_US" w:bidi="en_US"/>
-        </w:rPr>
-      </w:r>
-      <w:r>
-        <w:rPr>
-          <w:lang w:val="en_US" w:bidi="en_US"/>
-        </w:rPr>
-        <w:t>God will draw near to those who draw near to him.</w:t>
+        <w:t>What does James tell the believers not to do?</w:t>
+      </w:r>
+    </w:p>
+    <w:p>
+      <w:pPr/>
+      <w:r>
+        <w:rPr>
+          <w:lang w:val="en_US" w:bidi="en_US"/>
+        </w:rPr>
+      </w:r>
+      <w:r>
+        <w:rPr>
+          <w:lang w:val="en_US" w:bidi="en_US"/>
+        </w:rPr>
+        <w:t>James tells the believers not to speak against one another.</w:t>
       </w:r>
       <w:r>
         <w:rPr>
@@ -3650,7 +3713,7 @@
         <w:rPr>
           <w:lang w:val="en_US" w:bidi="en_US"/>
         </w:rPr>
-        <w:t>James 4:11</w:t>
+        <w:t>James 4:15 (#1)</w:t>
       </w:r>
       <w:r>
         <w:rPr>
@@ -3670,21 +3733,21 @@
           <w:b/>
           <w:lang w:val="en_US" w:bidi="en_US"/>
         </w:rPr>
-        <w:t>What does James tell the believers not to do?</w:t>
-      </w:r>
-    </w:p>
-    <w:p>
-      <w:pPr/>
-      <w:r>
-        <w:rPr>
-          <w:lang w:val="en_US" w:bidi="en_US"/>
-        </w:rPr>
-      </w:r>
-      <w:r>
-        <w:rPr>
-          <w:lang w:val="en_US" w:bidi="en_US"/>
-        </w:rPr>
-        <w:t>James tells the believers not to speak against one another.</w:t>
+        <w:t>What does James tell the believers to say about what will happen in the future?</w:t>
+      </w:r>
+    </w:p>
+    <w:p>
+      <w:pPr/>
+      <w:r>
+        <w:rPr>
+          <w:lang w:val="en_US" w:bidi="en_US"/>
+        </w:rPr>
+      </w:r>
+      <w:r>
+        <w:rPr>
+          <w:lang w:val="en_US" w:bidi="en_US"/>
+        </w:rPr>
+        <w:t>James tells the believers to say that if the Lord allows, we will live and do this or that.</w:t>
       </w:r>
       <w:r>
         <w:rPr>
@@ -3713,7 +3776,7 @@
         <w:rPr>
           <w:lang w:val="en_US" w:bidi="en_US"/>
         </w:rPr>
-        <w:t>James 4:15</w:t>
+        <w:t>James 4:16 (#1)</w:t>
       </w:r>
       <w:r>
         <w:rPr>
@@ -3733,21 +3796,21 @@
           <w:b/>
           <w:lang w:val="en_US" w:bidi="en_US"/>
         </w:rPr>
-        <w:t>What does James tell the believers to say about what will happen in the future?</w:t>
-      </w:r>
-    </w:p>
-    <w:p>
-      <w:pPr/>
-      <w:r>
-        <w:rPr>
-          <w:lang w:val="en_US" w:bidi="en_US"/>
-        </w:rPr>
-      </w:r>
-      <w:r>
-        <w:rPr>
-          <w:lang w:val="en_US" w:bidi="en_US"/>
-        </w:rPr>
-        <w:t>James tells the believers to say that if the Lord allows, we will live and do this or that.</w:t>
+        <w:t>What does James say about those who boast about their plans?</w:t>
+      </w:r>
+    </w:p>
+    <w:p>
+      <w:pPr/>
+      <w:r>
+        <w:rPr>
+          <w:lang w:val="en_US" w:bidi="en_US"/>
+        </w:rPr>
+      </w:r>
+      <w:r>
+        <w:rPr>
+          <w:lang w:val="en_US" w:bidi="en_US"/>
+        </w:rPr>
+        <w:t>James says that those who boast about their plans are doing evil.</w:t>
       </w:r>
       <w:r>
         <w:rPr>
@@ -3776,7 +3839,7 @@
         <w:rPr>
           <w:lang w:val="en_US" w:bidi="en_US"/>
         </w:rPr>
-        <w:t>James 4:16</w:t>
+        <w:t>James 4:17 (#1)</w:t>
       </w:r>
       <w:r>
         <w:rPr>
@@ -3796,21 +3859,21 @@
           <w:b/>
           <w:lang w:val="en_US" w:bidi="en_US"/>
         </w:rPr>
-        <w:t>What does James say about those who boast about their plans?</w:t>
-      </w:r>
-    </w:p>
-    <w:p>
-      <w:pPr/>
-      <w:r>
-        <w:rPr>
-          <w:lang w:val="en_US" w:bidi="en_US"/>
-        </w:rPr>
-      </w:r>
-      <w:r>
-        <w:rPr>
-          <w:lang w:val="en_US" w:bidi="en_US"/>
-        </w:rPr>
-        <w:t>James says that those who boast about their plans are doing evil.</w:t>
+        <w:t>What is it if someone knows to do good, but does not do it?</w:t>
+      </w:r>
+    </w:p>
+    <w:p>
+      <w:pPr/>
+      <w:r>
+        <w:rPr>
+          <w:lang w:val="en_US" w:bidi="en_US"/>
+        </w:rPr>
+      </w:r>
+      <w:r>
+        <w:rPr>
+          <w:lang w:val="en_US" w:bidi="en_US"/>
+        </w:rPr>
+        <w:t>It is sin if someone knows to do good, but does not do it.</w:t>
       </w:r>
       <w:r>
         <w:rPr>
@@ -3839,7 +3902,7 @@
         <w:rPr>
           <w:lang w:val="en_US" w:bidi="en_US"/>
         </w:rPr>
-        <w:t>James 4:17</w:t>
+        <w:t>James 5:3 (#1)</w:t>
       </w:r>
       <w:r>
         <w:rPr>
@@ -3859,21 +3922,21 @@
           <w:b/>
           <w:lang w:val="en_US" w:bidi="en_US"/>
         </w:rPr>
-        <w:t>What is it if someone knows to do good, but does not do it?</w:t>
-      </w:r>
-    </w:p>
-    <w:p>
-      <w:pPr/>
-      <w:r>
-        <w:rPr>
-          <w:lang w:val="en_US" w:bidi="en_US"/>
-        </w:rPr>
-      </w:r>
-      <w:r>
-        <w:rPr>
-          <w:lang w:val="en_US" w:bidi="en_US"/>
-        </w:rPr>
-        <w:t>It is sin if someone knows to do good, but does not do it.</w:t>
+        <w:t>What have the rich, about whom James is talking, done in the last days which will testify against them?</w:t>
+      </w:r>
+    </w:p>
+    <w:p>
+      <w:pPr/>
+      <w:r>
+        <w:rPr>
+          <w:lang w:val="en_US" w:bidi="en_US"/>
+        </w:rPr>
+      </w:r>
+      <w:r>
+        <w:rPr>
+          <w:lang w:val="en_US" w:bidi="en_US"/>
+        </w:rPr>
+        <w:t>The rich have hoarded their treasure.</w:t>
       </w:r>
       <w:r>
         <w:rPr>
@@ -3902,7 +3965,7 @@
         <w:rPr>
           <w:lang w:val="en_US" w:bidi="en_US"/>
         </w:rPr>
-        <w:t>James 5:3</w:t>
+        <w:t>James 5:4 (#1)</w:t>
       </w:r>
       <w:r>
         <w:rPr>
@@ -3922,21 +3985,21 @@
           <w:b/>
           <w:lang w:val="en_US" w:bidi="en_US"/>
         </w:rPr>
-        <w:t>What have the rich, about whom James is talking, done in the last days which will testify against them?</w:t>
-      </w:r>
-    </w:p>
-    <w:p>
-      <w:pPr/>
-      <w:r>
-        <w:rPr>
-          <w:lang w:val="en_US" w:bidi="en_US"/>
-        </w:rPr>
-      </w:r>
-      <w:r>
-        <w:rPr>
-          <w:lang w:val="en_US" w:bidi="en_US"/>
-        </w:rPr>
-        <w:t>The rich have hoarded their treasure.</w:t>
+        <w:t>How have these rich treated their workers?</w:t>
+      </w:r>
+    </w:p>
+    <w:p>
+      <w:pPr/>
+      <w:r>
+        <w:rPr>
+          <w:lang w:val="en_US" w:bidi="en_US"/>
+        </w:rPr>
+      </w:r>
+      <w:r>
+        <w:rPr>
+          <w:lang w:val="en_US" w:bidi="en_US"/>
+        </w:rPr>
+        <w:t>These rich have not paid their workers.</w:t>
       </w:r>
       <w:r>
         <w:rPr>
@@ -3965,7 +4028,7 @@
         <w:rPr>
           <w:lang w:val="en_US" w:bidi="en_US"/>
         </w:rPr>
-        <w:t>James 5:4</w:t>
+        <w:t>James 5:6 (#1)</w:t>
       </w:r>
       <w:r>
         <w:rPr>
@@ -3985,21 +4048,21 @@
           <w:b/>
           <w:lang w:val="en_US" w:bidi="en_US"/>
         </w:rPr>
-        <w:t>How have these rich treated their workers?</w:t>
-      </w:r>
-    </w:p>
-    <w:p>
-      <w:pPr/>
-      <w:r>
-        <w:rPr>
-          <w:lang w:val="en_US" w:bidi="en_US"/>
-        </w:rPr>
-      </w:r>
-      <w:r>
-        <w:rPr>
-          <w:lang w:val="en_US" w:bidi="en_US"/>
-        </w:rPr>
-        <w:t>These rich have not paid their workers.</w:t>
+        <w:t>How have these rich treated the righteous man?</w:t>
+      </w:r>
+    </w:p>
+    <w:p>
+      <w:pPr/>
+      <w:r>
+        <w:rPr>
+          <w:lang w:val="en_US" w:bidi="en_US"/>
+        </w:rPr>
+      </w:r>
+      <w:r>
+        <w:rPr>
+          <w:lang w:val="en_US" w:bidi="en_US"/>
+        </w:rPr>
+        <w:t>These rich have condemned and killed the righteous man.</w:t>
       </w:r>
       <w:r>
         <w:rPr>
@@ -4028,7 +4091,7 @@
         <w:rPr>
           <w:lang w:val="en_US" w:bidi="en_US"/>
         </w:rPr>
-        <w:t>James 5:6</w:t>
+        <w:t>James 5:7 (#1)</w:t>
       </w:r>
       <w:r>
         <w:rPr>
@@ -4048,21 +4111,21 @@
           <w:b/>
           <w:lang w:val="en_US" w:bidi="en_US"/>
         </w:rPr>
-        <w:t>How have these rich treated the righteous man?</w:t>
-      </w:r>
-    </w:p>
-    <w:p>
-      <w:pPr/>
-      <w:r>
-        <w:rPr>
-          <w:lang w:val="en_US" w:bidi="en_US"/>
-        </w:rPr>
-      </w:r>
-      <w:r>
-        <w:rPr>
-          <w:lang w:val="en_US" w:bidi="en_US"/>
-        </w:rPr>
-        <w:t>These rich have condemned and killed the righteous man.</w:t>
+        <w:t>What does James say the believer’s attitude should be toward the coming of the Lord?</w:t>
+      </w:r>
+    </w:p>
+    <w:p>
+      <w:pPr/>
+      <w:r>
+        <w:rPr>
+          <w:lang w:val="en_US" w:bidi="en_US"/>
+        </w:rPr>
+      </w:r>
+      <w:r>
+        <w:rPr>
+          <w:lang w:val="en_US" w:bidi="en_US"/>
+        </w:rPr>
+        <w:t>The believers should wait patiently for the coming of the Lord.</w:t>
       </w:r>
       <w:r>
         <w:rPr>
@@ -4091,7 +4154,7 @@
         <w:rPr>
           <w:lang w:val="en_US" w:bidi="en_US"/>
         </w:rPr>
-        <w:t>James 5:7</w:t>
+        <w:t>James 5:8 (#1)</w:t>
       </w:r>
       <w:r>
         <w:rPr>
@@ -4111,21 +4174,21 @@
           <w:b/>
           <w:lang w:val="en_US" w:bidi="en_US"/>
         </w:rPr>
-        <w:t>What does James say the believer’s attitude should be toward the coming of the Lord?</w:t>
-      </w:r>
-    </w:p>
-    <w:p>
-      <w:pPr/>
-      <w:r>
-        <w:rPr>
-          <w:lang w:val="en_US" w:bidi="en_US"/>
-        </w:rPr>
-      </w:r>
-      <w:r>
-        <w:rPr>
-          <w:lang w:val="en_US" w:bidi="en_US"/>
-        </w:rPr>
-        <w:t>The believers should wait patiently for the coming of the Lord.</w:t>
+        <w:t>Why should believers strengthen their hearts as they wait patiently for the coming of the Lord?</w:t>
+      </w:r>
+    </w:p>
+    <w:p>
+      <w:pPr/>
+      <w:r>
+        <w:rPr>
+          <w:lang w:val="en_US" w:bidi="en_US"/>
+        </w:rPr>
+      </w:r>
+      <w:r>
+        <w:rPr>
+          <w:lang w:val="en_US" w:bidi="en_US"/>
+        </w:rPr>
+        <w:t>They should strengthen their hearts because the coming of the Lord is near.</w:t>
       </w:r>
       <w:r>
         <w:rPr>
@@ -4154,7 +4217,7 @@
         <w:rPr>
           <w:lang w:val="en_US" w:bidi="en_US"/>
         </w:rPr>
-        <w:t>James 5:8</w:t>
+        <w:t>James 5:10 (#1)</w:t>
       </w:r>
       <w:r>
         <w:rPr>
@@ -4174,21 +4237,21 @@
           <w:b/>
           <w:lang w:val="en_US" w:bidi="en_US"/>
         </w:rPr>
-        <w:t>Why should believers strengthen their hearts as they wait patiently for the coming of the Lord?</w:t>
-      </w:r>
-    </w:p>
-    <w:p>
-      <w:pPr/>
-      <w:r>
-        <w:rPr>
-          <w:lang w:val="en_US" w:bidi="en_US"/>
-        </w:rPr>
-      </w:r>
-      <w:r>
-        <w:rPr>
-          <w:lang w:val="en_US" w:bidi="en_US"/>
-        </w:rPr>
-        <w:t>They should strengthen their hearts because the coming of the Lord is near.</w:t>
+        <w:t>What should the suffering and the patience of the Old Testament prophets become for us?</w:t>
+      </w:r>
+    </w:p>
+    <w:p>
+      <w:pPr/>
+      <w:r>
+        <w:rPr>
+          <w:lang w:val="en_US" w:bidi="en_US"/>
+        </w:rPr>
+      </w:r>
+      <w:r>
+        <w:rPr>
+          <w:lang w:val="en_US" w:bidi="en_US"/>
+        </w:rPr>
+        <w:t>The suffering and the patience of the Old Testament prophets should become an example for us.</w:t>
       </w:r>
       <w:r>
         <w:rPr>
@@ -4217,7 +4280,7 @@
         <w:rPr>
           <w:lang w:val="en_US" w:bidi="en_US"/>
         </w:rPr>
-        <w:t>James 5:10</w:t>
+        <w:t>James 5:11 (#1)</w:t>
       </w:r>
       <w:r>
         <w:rPr>
@@ -4237,21 +4300,21 @@
           <w:b/>
           <w:lang w:val="en_US" w:bidi="en_US"/>
         </w:rPr>
-        <w:t>What should the suffering and the patience of the Old Testament prophets become for us?</w:t>
-      </w:r>
-    </w:p>
-    <w:p>
-      <w:pPr/>
-      <w:r>
-        <w:rPr>
-          <w:lang w:val="en_US" w:bidi="en_US"/>
-        </w:rPr>
-      </w:r>
-      <w:r>
-        <w:rPr>
-          <w:lang w:val="en_US" w:bidi="en_US"/>
-        </w:rPr>
-        <w:t>The suffering and the patience of the Old Testament prophets should become an example for us.</w:t>
+        <w:t>What positive character trait did Job demonstrate?</w:t>
+      </w:r>
+    </w:p>
+    <w:p>
+      <w:pPr/>
+      <w:r>
+        <w:rPr>
+          <w:lang w:val="en_US" w:bidi="en_US"/>
+        </w:rPr>
+      </w:r>
+      <w:r>
+        <w:rPr>
+          <w:lang w:val="en_US" w:bidi="en_US"/>
+        </w:rPr>
+        <w:t>Job demonstrated endurance.</w:t>
       </w:r>
       <w:r>
         <w:rPr>
@@ -4280,7 +4343,7 @@
         <w:rPr>
           <w:lang w:val="en_US" w:bidi="en_US"/>
         </w:rPr>
-        <w:t>James 5:11</w:t>
+        <w:t>James 5:12 (#1)</w:t>
       </w:r>
       <w:r>
         <w:rPr>
@@ -4300,21 +4363,21 @@
           <w:b/>
           <w:lang w:val="en_US" w:bidi="en_US"/>
         </w:rPr>
-        <w:t>What positive character trait did Job demonstrate?</w:t>
-      </w:r>
-    </w:p>
-    <w:p>
-      <w:pPr/>
-      <w:r>
-        <w:rPr>
-          <w:lang w:val="en_US" w:bidi="en_US"/>
-        </w:rPr>
-      </w:r>
-      <w:r>
-        <w:rPr>
-          <w:lang w:val="en_US" w:bidi="en_US"/>
-        </w:rPr>
-        <w:t>Job demonstrated endurance.</w:t>
+        <w:t>What does James say about the reliability of a believer’s “Yes” and “No”?</w:t>
+      </w:r>
+    </w:p>
+    <w:p>
+      <w:pPr/>
+      <w:r>
+        <w:rPr>
+          <w:lang w:val="en_US" w:bidi="en_US"/>
+        </w:rPr>
+      </w:r>
+      <w:r>
+        <w:rPr>
+          <w:lang w:val="en_US" w:bidi="en_US"/>
+        </w:rPr>
+        <w:t>A believer’s “Yes” must mean “Yes” and his “No” must mean “No.”</w:t>
       </w:r>
       <w:r>
         <w:rPr>
@@ -4343,7 +4406,7 @@
         <w:rPr>
           <w:lang w:val="en_US" w:bidi="en_US"/>
         </w:rPr>
-        <w:t>James 5:12</w:t>
+        <w:t>James 5:14 (#1)</w:t>
       </w:r>
       <w:r>
         <w:rPr>
@@ -4363,21 +4426,21 @@
           <w:b/>
           <w:lang w:val="en_US" w:bidi="en_US"/>
         </w:rPr>
-        <w:t>What does James say about the reliability of a believer’s “Yes” and “No?”</w:t>
-      </w:r>
-    </w:p>
-    <w:p>
-      <w:pPr/>
-      <w:r>
-        <w:rPr>
-          <w:lang w:val="en_US" w:bidi="en_US"/>
-        </w:rPr>
-      </w:r>
-      <w:r>
-        <w:rPr>
-          <w:lang w:val="en_US" w:bidi="en_US"/>
-        </w:rPr>
-        <w:t>A believer’s “Yes” must mean “Yes” and his “No” must mean “No”.</w:t>
+        <w:t>What should those who are sick do?</w:t>
+      </w:r>
+    </w:p>
+    <w:p>
+      <w:pPr/>
+      <w:r>
+        <w:rPr>
+          <w:lang w:val="en_US" w:bidi="en_US"/>
+        </w:rPr>
+      </w:r>
+      <w:r>
+        <w:rPr>
+          <w:lang w:val="en_US" w:bidi="en_US"/>
+        </w:rPr>
+        <w:t>The sick should call for the elders so they can pray over him and anoint him with oil.</w:t>
       </w:r>
       <w:r>
         <w:rPr>
@@ -4406,7 +4469,7 @@
         <w:rPr>
           <w:lang w:val="en_US" w:bidi="en_US"/>
         </w:rPr>
-        <w:t>James 5:14</w:t>
+        <w:t>James 5:16 (#1)</w:t>
       </w:r>
       <w:r>
         <w:rPr>
@@ -4426,21 +4489,21 @@
           <w:b/>
           <w:lang w:val="en_US" w:bidi="en_US"/>
         </w:rPr>
-        <w:t>What should those who are sick do?</w:t>
-      </w:r>
-    </w:p>
-    <w:p>
-      <w:pPr/>
-      <w:r>
-        <w:rPr>
-          <w:lang w:val="en_US" w:bidi="en_US"/>
-        </w:rPr>
-      </w:r>
-      <w:r>
-        <w:rPr>
-          <w:lang w:val="en_US" w:bidi="en_US"/>
-        </w:rPr>
-        <w:t>The sick should call for the elders so they can pray over him and anoint him with oil.</w:t>
+        <w:t>What two things does James say believers should do with each other in order to be healed?</w:t>
+      </w:r>
+    </w:p>
+    <w:p>
+      <w:pPr/>
+      <w:r>
+        <w:rPr>
+          <w:lang w:val="en_US" w:bidi="en_US"/>
+        </w:rPr>
+      </w:r>
+      <w:r>
+        <w:rPr>
+          <w:lang w:val="en_US" w:bidi="en_US"/>
+        </w:rPr>
+        <w:t>Believers should confess to one another and pray for one another.</w:t>
       </w:r>
       <w:r>
         <w:rPr>
@@ -4469,7 +4532,7 @@
         <w:rPr>
           <w:lang w:val="en_US" w:bidi="en_US"/>
         </w:rPr>
-        <w:t>James 5:16</w:t>
+        <w:t>James 5:17 (#1)</w:t>
       </w:r>
       <w:r>
         <w:rPr>
@@ -4489,21 +4552,21 @@
           <w:b/>
           <w:lang w:val="en_US" w:bidi="en_US"/>
         </w:rPr>
-        <w:t>What two things does James say believers should do with each other in order to be healed?</w:t>
-      </w:r>
-    </w:p>
-    <w:p>
-      <w:pPr/>
-      <w:r>
-        <w:rPr>
-          <w:lang w:val="en_US" w:bidi="en_US"/>
-        </w:rPr>
-      </w:r>
-      <w:r>
-        <w:rPr>
-          <w:lang w:val="en_US" w:bidi="en_US"/>
-        </w:rPr>
-        <w:t>Believers should confess to one another and pray for one another.</w:t>
+        <w:t>What happened when Elijah prayed that it would not rain?</w:t>
+      </w:r>
+    </w:p>
+    <w:p>
+      <w:pPr/>
+      <w:r>
+        <w:rPr>
+          <w:lang w:val="en_US" w:bidi="en_US"/>
+        </w:rPr>
+      </w:r>
+      <w:r>
+        <w:rPr>
+          <w:lang w:val="en_US" w:bidi="en_US"/>
+        </w:rPr>
+        <w:t>It did not rain on the land for three years and six months.</w:t>
       </w:r>
       <w:r>
         <w:rPr>
@@ -4532,7 +4595,7 @@
         <w:rPr>
           <w:lang w:val="en_US" w:bidi="en_US"/>
         </w:rPr>
-        <w:t>James 5:17</w:t>
+        <w:t>James 5:18 (#1)</w:t>
       </w:r>
       <w:r>
         <w:rPr>
@@ -4552,21 +4615,21 @@
           <w:b/>
           <w:lang w:val="en_US" w:bidi="en_US"/>
         </w:rPr>
-        <w:t>What happened when Elijah prayed that it would not rain?</w:t>
-      </w:r>
-    </w:p>
-    <w:p>
-      <w:pPr/>
-      <w:r>
-        <w:rPr>
-          <w:lang w:val="en_US" w:bidi="en_US"/>
-        </w:rPr>
-      </w:r>
-      <w:r>
-        <w:rPr>
-          <w:lang w:val="en_US" w:bidi="en_US"/>
-        </w:rPr>
-        <w:t>It did not rain on the land for three years and six months.</w:t>
+        <w:t>What happened when Elijah prayed again, this time for rain?</w:t>
+      </w:r>
+    </w:p>
+    <w:p>
+      <w:pPr/>
+      <w:r>
+        <w:rPr>
+          <w:lang w:val="en_US" w:bidi="en_US"/>
+        </w:rPr>
+      </w:r>
+      <w:r>
+        <w:rPr>
+          <w:lang w:val="en_US" w:bidi="en_US"/>
+        </w:rPr>
+        <w:t>When he prayed again, the heaven gave rain and the earth produced fruit.</w:t>
       </w:r>
       <w:r>
         <w:rPr>
@@ -4595,70 +4658,7 @@
         <w:rPr>
           <w:lang w:val="en_US" w:bidi="en_US"/>
         </w:rPr>
-        <w:t>James 5:18</w:t>
-      </w:r>
-      <w:r>
-        <w:rPr>
-          <w:lang w:val="en_US" w:bidi="en_US"/>
-        </w:rPr>
-      </w:r>
-    </w:p>
-    <w:p>
-      <w:pPr/>
-      <w:r>
-        <w:rPr>
-          <w:lang w:val="en_US" w:bidi="en_US"/>
-        </w:rPr>
-      </w:r>
-      <w:r>
-        <w:rPr>
-          <w:b/>
-          <w:lang w:val="en_US" w:bidi="en_US"/>
-        </w:rPr>
-        <w:t>What happened when Elijah prayed again, this time for rain?</w:t>
-      </w:r>
-    </w:p>
-    <w:p>
-      <w:pPr/>
-      <w:r>
-        <w:rPr>
-          <w:lang w:val="en_US" w:bidi="en_US"/>
-        </w:rPr>
-      </w:r>
-      <w:r>
-        <w:rPr>
-          <w:lang w:val="en_US" w:bidi="en_US"/>
-        </w:rPr>
-        <w:t>When he prayed again, the heaven gave rain and the earth produced fruit.</w:t>
-      </w:r>
-      <w:r>
-        <w:rPr>
-          <w:lang w:val="en_US" w:bidi="en_US"/>
-        </w:rPr>
-      </w:r>
-      <w:r>
-        <w:rPr>
-          <w:lang w:val="en_US" w:bidi="en_US"/>
-        </w:rPr>
-      </w:r>
-    </w:p>
-    <w:p>
-      <w:pPr/>
-      <w:r>
-        <w:rPr>
-          <w:lang w:val="en_US" w:bidi="en_US"/>
-        </w:rPr>
-      </w:r>
-    </w:p>
-    <w:p>
-      <w:pPr>
-        <w:pStyle w:val="Heading2"/>
-      </w:pPr>
-      <w:r>
-        <w:rPr>
-          <w:lang w:val="en_US" w:bidi="en_US"/>
-        </w:rPr>
-        <w:t>James 5:20</w:t>
+        <w:t>James 5:20 (#1)</w:t>
       </w:r>
       <w:r>
         <w:rPr>
